--- a/tillsyn/A 56571-2023 tillsynsbegäran.docx
+++ b/tillsyn/A 56571-2023 tillsynsbegäran.docx
@@ -238,7 +238,7 @@
     <w:r>
       <w:tab/>
       <w:tab/>
-      <w:t>2026-09-14</w:t>
+      <w:t>2026-09-15</w:t>
       <w:br/>
       <w:br/>
     </w:r>

--- a/tillsyn/A 56571-2023 tillsynsbegäran.docx
+++ b/tillsyn/A 56571-2023 tillsynsbegäran.docx
@@ -238,7 +238,7 @@
     <w:r>
       <w:tab/>
       <w:tab/>
-      <w:t>2026-09-15</w:t>
+      <w:t>2026-09-16</w:t>
       <w:br/>
       <w:br/>
     </w:r>

--- a/tillsyn/A 56571-2023 tillsynsbegäran.docx
+++ b/tillsyn/A 56571-2023 tillsynsbegäran.docx
@@ -238,7 +238,7 @@
     <w:r>
       <w:tab/>
       <w:tab/>
-      <w:t>2026-09-16</w:t>
+      <w:t>2026-09-17</w:t>
       <w:br/>
       <w:br/>
     </w:r>

--- a/tillsyn/A 56571-2023 tillsynsbegäran.docx
+++ b/tillsyn/A 56571-2023 tillsynsbegäran.docx
@@ -238,7 +238,7 @@
     <w:r>
       <w:tab/>
       <w:tab/>
-      <w:t>2026-09-17</w:t>
+      <w:t>2026-09-18</w:t>
       <w:br/>
       <w:br/>
     </w:r>

--- a/tillsyn/A 56571-2023 tillsynsbegäran.docx
+++ b/tillsyn/A 56571-2023 tillsynsbegäran.docx
@@ -238,7 +238,7 @@
     <w:r>
       <w:tab/>
       <w:tab/>
-      <w:t>2026-09-18</w:t>
+      <w:t>2026-09-19</w:t>
       <w:br/>
       <w:br/>
     </w:r>

--- a/tillsyn/A 56571-2023 tillsynsbegäran.docx
+++ b/tillsyn/A 56571-2023 tillsynsbegäran.docx
@@ -238,7 +238,7 @@
     <w:r>
       <w:tab/>
       <w:tab/>
-      <w:t>2026-09-19</w:t>
+      <w:t>2026-09-21</w:t>
       <w:br/>
       <w:br/>
     </w:r>

--- a/tillsyn/A 56571-2023 tillsynsbegäran.docx
+++ b/tillsyn/A 56571-2023 tillsynsbegäran.docx
@@ -238,7 +238,7 @@
     <w:r>
       <w:tab/>
       <w:tab/>
-      <w:t>2026-09-21</w:t>
+      <w:t>2026-09-23</w:t>
       <w:br/>
       <w:br/>
     </w:r>

--- a/tillsyn/A 56571-2023 tillsynsbegäran.docx
+++ b/tillsyn/A 56571-2023 tillsynsbegäran.docx
@@ -238,7 +238,7 @@
     <w:r>
       <w:tab/>
       <w:tab/>
-      <w:t>2026-09-23</w:t>
+      <w:t>2026-09-24</w:t>
       <w:br/>
       <w:br/>
     </w:r>

--- a/tillsyn/A 56571-2023 tillsynsbegäran.docx
+++ b/tillsyn/A 56571-2023 tillsynsbegäran.docx
@@ -238,7 +238,7 @@
     <w:r>
       <w:tab/>
       <w:tab/>
-      <w:t>2026-09-24</w:t>
+      <w:t>2026-09-25</w:t>
       <w:br/>
       <w:br/>
     </w:r>

--- a/tillsyn/A 56571-2023 tillsynsbegäran.docx
+++ b/tillsyn/A 56571-2023 tillsynsbegäran.docx
@@ -238,7 +238,7 @@
     <w:r>
       <w:tab/>
       <w:tab/>
-      <w:t>2026-09-25</w:t>
+      <w:t>2026-09-26</w:t>
       <w:br/>
       <w:br/>
     </w:r>

--- a/tillsyn/A 56571-2023 tillsynsbegäran.docx
+++ b/tillsyn/A 56571-2023 tillsynsbegäran.docx
@@ -238,7 +238,7 @@
     <w:r>
       <w:tab/>
       <w:tab/>
-      <w:t>2026-09-26</w:t>
+      <w:t>2026-09-27</w:t>
       <w:br/>
       <w:br/>
     </w:r>

--- a/tillsyn/A 56571-2023 tillsynsbegäran.docx
+++ b/tillsyn/A 56571-2023 tillsynsbegäran.docx
@@ -238,7 +238,7 @@
     <w:r>
       <w:tab/>
       <w:tab/>
-      <w:t>2026-09-27</w:t>
+      <w:t>2026-09-28</w:t>
       <w:br/>
       <w:br/>
     </w:r>

--- a/tillsyn/A 56571-2023 tillsynsbegäran.docx
+++ b/tillsyn/A 56571-2023 tillsynsbegäran.docx
@@ -238,7 +238,7 @@
     <w:r>
       <w:tab/>
       <w:tab/>
-      <w:t>2026-09-28</w:t>
+      <w:t>2026-09-29</w:t>
       <w:br/>
       <w:br/>
     </w:r>

--- a/tillsyn/A 56571-2023 tillsynsbegäran.docx
+++ b/tillsyn/A 56571-2023 tillsynsbegäran.docx
@@ -238,7 +238,7 @@
     <w:r>
       <w:tab/>
       <w:tab/>
-      <w:t>2026-09-29</w:t>
+      <w:t>2026-09-30</w:t>
       <w:br/>
       <w:br/>
     </w:r>

--- a/tillsyn/A 56571-2023 tillsynsbegäran.docx
+++ b/tillsyn/A 56571-2023 tillsynsbegäran.docx
@@ -238,7 +238,7 @@
     <w:r>
       <w:tab/>
       <w:tab/>
-      <w:t>2026-09-30</w:t>
+      <w:t>2026-10-01</w:t>
       <w:br/>
       <w:br/>
     </w:r>

--- a/tillsyn/A 56571-2023 tillsynsbegäran.docx
+++ b/tillsyn/A 56571-2023 tillsynsbegäran.docx
@@ -238,7 +238,7 @@
     <w:r>
       <w:tab/>
       <w:tab/>
-      <w:t>2026-10-01</w:t>
+      <w:t>2026-10-02</w:t>
       <w:br/>
       <w:br/>
     </w:r>

--- a/tillsyn/A 56571-2023 tillsynsbegäran.docx
+++ b/tillsyn/A 56571-2023 tillsynsbegäran.docx
@@ -238,7 +238,7 @@
     <w:r>
       <w:tab/>
       <w:tab/>
-      <w:t>2026-10-02</w:t>
+      <w:t>2026-10-03</w:t>
       <w:br/>
       <w:br/>
     </w:r>

--- a/tillsyn/A 56571-2023 tillsynsbegäran.docx
+++ b/tillsyn/A 56571-2023 tillsynsbegäran.docx
@@ -238,7 +238,7 @@
     <w:r>
       <w:tab/>
       <w:tab/>
-      <w:t>2026-10-03</w:t>
+      <w:t>2026-10-04</w:t>
       <w:br/>
       <w:br/>
     </w:r>

--- a/tillsyn/A 56571-2023 tillsynsbegäran.docx
+++ b/tillsyn/A 56571-2023 tillsynsbegäran.docx
@@ -238,7 +238,7 @@
     <w:r>
       <w:tab/>
       <w:tab/>
-      <w:t>2026-10-04</w:t>
+      <w:t>2026-10-05</w:t>
       <w:br/>
       <w:br/>
     </w:r>

--- a/tillsyn/A 56571-2023 tillsynsbegäran.docx
+++ b/tillsyn/A 56571-2023 tillsynsbegäran.docx
@@ -238,7 +238,7 @@
     <w:r>
       <w:tab/>
       <w:tab/>
-      <w:t>2026-10-05</w:t>
+      <w:t>2026-10-06</w:t>
       <w:br/>
       <w:br/>
     </w:r>

--- a/tillsyn/A 56571-2023 tillsynsbegäran.docx
+++ b/tillsyn/A 56571-2023 tillsynsbegäran.docx
@@ -238,7 +238,7 @@
     <w:r>
       <w:tab/>
       <w:tab/>
-      <w:t>2026-10-06</w:t>
+      <w:t>2026-10-07</w:t>
       <w:br/>
       <w:br/>
     </w:r>

--- a/tillsyn/A 56571-2023 tillsynsbegäran.docx
+++ b/tillsyn/A 56571-2023 tillsynsbegäran.docx
@@ -238,7 +238,7 @@
     <w:r>
       <w:tab/>
       <w:tab/>
-      <w:t>2026-10-07</w:t>
+      <w:t>2026-10-08</w:t>
       <w:br/>
       <w:br/>
     </w:r>

--- a/tillsyn/A 56571-2023 tillsynsbegäran.docx
+++ b/tillsyn/A 56571-2023 tillsynsbegäran.docx
@@ -238,7 +238,7 @@
     <w:r>
       <w:tab/>
       <w:tab/>
-      <w:t>2026-10-08</w:t>
+      <w:t>2026-10-09</w:t>
       <w:br/>
       <w:br/>
     </w:r>

--- a/tillsyn/A 56571-2023 tillsynsbegäran.docx
+++ b/tillsyn/A 56571-2023 tillsynsbegäran.docx
@@ -238,7 +238,7 @@
     <w:r>
       <w:tab/>
       <w:tab/>
-      <w:t>2026-10-09</w:t>
+      <w:t>2026-10-10</w:t>
       <w:br/>
       <w:br/>
     </w:r>

--- a/tillsyn/A 56571-2023 tillsynsbegäran.docx
+++ b/tillsyn/A 56571-2023 tillsynsbegäran.docx
@@ -238,7 +238,7 @@
     <w:r>
       <w:tab/>
       <w:tab/>
-      <w:t>2026-10-10</w:t>
+      <w:t>2026-10-11</w:t>
       <w:br/>
       <w:br/>
     </w:r>

--- a/tillsyn/A 56571-2023 tillsynsbegäran.docx
+++ b/tillsyn/A 56571-2023 tillsynsbegäran.docx
@@ -238,7 +238,7 @@
     <w:r>
       <w:tab/>
       <w:tab/>
-      <w:t>2026-10-11</w:t>
+      <w:t>2026-10-12</w:t>
       <w:br/>
       <w:br/>
     </w:r>

--- a/tillsyn/A 56571-2023 tillsynsbegäran.docx
+++ b/tillsyn/A 56571-2023 tillsynsbegäran.docx
@@ -238,7 +238,7 @@
     <w:r>
       <w:tab/>
       <w:tab/>
-      <w:t>2026-10-12</w:t>
+      <w:t>2026-10-13</w:t>
       <w:br/>
       <w:br/>
     </w:r>

--- a/tillsyn/A 56571-2023 tillsynsbegäran.docx
+++ b/tillsyn/A 56571-2023 tillsynsbegäran.docx
@@ -238,7 +238,7 @@
     <w:r>
       <w:tab/>
       <w:tab/>
-      <w:t>2026-10-13</w:t>
+      <w:t>2026-10-14</w:t>
       <w:br/>
       <w:br/>
     </w:r>

--- a/tillsyn/A 56571-2023 tillsynsbegäran.docx
+++ b/tillsyn/A 56571-2023 tillsynsbegäran.docx
@@ -238,7 +238,7 @@
     <w:r>
       <w:tab/>
       <w:tab/>
-      <w:t>2026-10-14</w:t>
+      <w:t>2026-10-15</w:t>
       <w:br/>
       <w:br/>
     </w:r>

--- a/tillsyn/A 56571-2023 tillsynsbegäran.docx
+++ b/tillsyn/A 56571-2023 tillsynsbegäran.docx
@@ -238,7 +238,7 @@
     <w:r>
       <w:tab/>
       <w:tab/>
-      <w:t>2026-10-15</w:t>
+      <w:t>2026-10-16</w:t>
       <w:br/>
       <w:br/>
     </w:r>

--- a/tillsyn/A 56571-2023 tillsynsbegäran.docx
+++ b/tillsyn/A 56571-2023 tillsynsbegäran.docx
@@ -238,7 +238,7 @@
     <w:r>
       <w:tab/>
       <w:tab/>
-      <w:t>2026-10-16</w:t>
+      <w:t>2026-10-17</w:t>
       <w:br/>
       <w:br/>
     </w:r>

--- a/tillsyn/A 56571-2023 tillsynsbegäran.docx
+++ b/tillsyn/A 56571-2023 tillsynsbegäran.docx
@@ -238,7 +238,7 @@
     <w:r>
       <w:tab/>
       <w:tab/>
-      <w:t>2026-10-17</w:t>
+      <w:t>2026-10-18</w:t>
       <w:br/>
       <w:br/>
     </w:r>

--- a/tillsyn/A 56571-2023 tillsynsbegäran.docx
+++ b/tillsyn/A 56571-2023 tillsynsbegäran.docx
@@ -238,7 +238,7 @@
     <w:r>
       <w:tab/>
       <w:tab/>
-      <w:t>2026-10-18</w:t>
+      <w:t>2026-10-19</w:t>
       <w:br/>
       <w:br/>
     </w:r>

--- a/tillsyn/A 56571-2023 tillsynsbegäran.docx
+++ b/tillsyn/A 56571-2023 tillsynsbegäran.docx
@@ -238,7 +238,7 @@
     <w:r>
       <w:tab/>
       <w:tab/>
-      <w:t>2026-10-19</w:t>
+      <w:t>2026-10-20</w:t>
       <w:br/>
       <w:br/>
     </w:r>

--- a/tillsyn/A 56571-2023 tillsynsbegäran.docx
+++ b/tillsyn/A 56571-2023 tillsynsbegäran.docx
@@ -238,7 +238,7 @@
     <w:r>
       <w:tab/>
       <w:tab/>
-      <w:t>2026-10-20</w:t>
+      <w:t>2026-10-21</w:t>
       <w:br/>
       <w:br/>
     </w:r>

--- a/tillsyn/A 56571-2023 tillsynsbegäran.docx
+++ b/tillsyn/A 56571-2023 tillsynsbegäran.docx
@@ -238,7 +238,7 @@
     <w:r>
       <w:tab/>
       <w:tab/>
-      <w:t>2026-10-21</w:t>
+      <w:t>2026-10-22</w:t>
       <w:br/>
       <w:br/>
     </w:r>

--- a/tillsyn/A 56571-2023 tillsynsbegäran.docx
+++ b/tillsyn/A 56571-2023 tillsynsbegäran.docx
@@ -238,7 +238,7 @@
     <w:r>
       <w:tab/>
       <w:tab/>
-      <w:t>2026-10-22</w:t>
+      <w:t>2026-10-23</w:t>
       <w:br/>
       <w:br/>
     </w:r>

--- a/tillsyn/A 56571-2023 tillsynsbegäran.docx
+++ b/tillsyn/A 56571-2023 tillsynsbegäran.docx
@@ -238,7 +238,7 @@
     <w:r>
       <w:tab/>
       <w:tab/>
-      <w:t>2026-10-23</w:t>
+      <w:t>2026-10-24</w:t>
       <w:br/>
       <w:br/>
     </w:r>

--- a/tillsyn/A 56571-2023 tillsynsbegäran.docx
+++ b/tillsyn/A 56571-2023 tillsynsbegäran.docx
@@ -238,7 +238,7 @@
     <w:r>
       <w:tab/>
       <w:tab/>
-      <w:t>2026-10-24</w:t>
+      <w:t>2026-10-25</w:t>
       <w:br/>
       <w:br/>
     </w:r>

--- a/tillsyn/A 56571-2023 tillsynsbegäran.docx
+++ b/tillsyn/A 56571-2023 tillsynsbegäran.docx
@@ -238,7 +238,7 @@
     <w:r>
       <w:tab/>
       <w:tab/>
-      <w:t>2026-10-25</w:t>
+      <w:t>2026-10-26</w:t>
       <w:br/>
       <w:br/>
     </w:r>

--- a/tillsyn/A 56571-2023 tillsynsbegäran.docx
+++ b/tillsyn/A 56571-2023 tillsynsbegäran.docx
@@ -238,7 +238,7 @@
     <w:r>
       <w:tab/>
       <w:tab/>
-      <w:t>2026-10-26</w:t>
+      <w:t>2026-10-27</w:t>
       <w:br/>
       <w:br/>
     </w:r>

--- a/tillsyn/A 56571-2023 tillsynsbegäran.docx
+++ b/tillsyn/A 56571-2023 tillsynsbegäran.docx
@@ -238,7 +238,7 @@
     <w:r>
       <w:tab/>
       <w:tab/>
-      <w:t>2026-10-27</w:t>
+      <w:t>2026-10-28</w:t>
       <w:br/>
       <w:br/>
     </w:r>

--- a/tillsyn/A 56571-2023 tillsynsbegäran.docx
+++ b/tillsyn/A 56571-2023 tillsynsbegäran.docx
@@ -238,7 +238,7 @@
     <w:r>
       <w:tab/>
       <w:tab/>
-      <w:t>2026-10-28</w:t>
+      <w:t>2026-10-29</w:t>
       <w:br/>
       <w:br/>
     </w:r>

--- a/tillsyn/A 56571-2023 tillsynsbegäran.docx
+++ b/tillsyn/A 56571-2023 tillsynsbegäran.docx
@@ -7,7 +7,7 @@
         <w:pStyle w:val="Title"/>
       </w:pPr>
       <w:r>
-        <w:t>Tillsynsbegäran – information om höga naturvärden i avverkningsanmälan A 56571-2023 i Avesta kommun</w:t>
+        <w:t>Tillsynsbegäran – information om höga naturvärden och fridlysta arter i avverkningsanmälan A 56571-2023 i Avesta kommun</w:t>
       </w:r>
     </w:p>
     <w:p>
@@ -60,12 +60,12 @@
         <w:spacing w:after="240"/>
       </w:pPr>
       <w:r>
-        <w:t>Figur 1. Fyndplatser för naturvårdsarter inom 9 meter från avverkningsanmälan. Markörer utan svart kant är placerade på fyndplatsen. Markörer med svart kant är placerade vid sidan av fyndplatsen och har ett svart streck som visar fyndplatsens exakta position. Kartans mittpunktskoordinat är N 6672393, E 585314 i SWEREF 99 TM.</w:t>
+        <w:t>Figur 1. Fyndplatser för naturvårdsarter inom 25 meter från avverkningsanmälan. Markörer utan svart kant är placerade på fyndplatsen. Markörer med svart kant är placerade vid sidan av fyndplatsen och har ett svart streck som visar fyndplatsens exakta position. Kartans mittpunktskoordinat är N 6672393, E 585314 i SWEREF 99 TM.</w:t>
       </w:r>
     </w:p>
     <w:p>
       <w:r>
-        <w:t>Inom 9 meter från avverkningsanmälan finns fynd av 1 naturvårdsarter, varav 1 är rödlistad: gråblå skinnlav (VU). Se Figur 1.</w:t>
+        <w:t>Inom 25 meter från avverkningsanmälan finns fynd av 2 naturvårdsarter, varav 2 är rödlistade och 1 är fridlyst: hornuggla (EN, §4) och gråblå skinnlav (VU). Se Figur 1.</w:t>
       </w:r>
     </w:p>
     <w:p>
@@ -108,6 +108,28 @@
       </w:r>
       <w:r>
         <w:t xml:space="preserve"> är en sällsynt lav som växer på klippor med sippervatten eller vid stränder där vattenståndet varierar under året samt på lövträd som asp och al i skogar med hög och jämn luftfuktighet. Hotet mot artens förekomster på asp är stort då dessa avverkas och i mycket begränsad omfattning nyskapas. Avverkning eller utglesning av träd- och buskskikt vid förekomster på klippor utgör också ett hot då detta medför en förändring av lokalklimatet. Arten är placerad högst upp i Skogsstyrelsens värdepyramid för bedömning av skog med höga naturvärden och alla lokaler bör skyddas (SLU Artdatabanken, 2026; Nitare &amp; Skogsstyrelsen).</w:t>
+      </w:r>
+    </w:p>
+    <w:p>
+      <w:pPr>
+        <w:pStyle w:val="Heading1"/>
+      </w:pPr>
+      <w:r>
+        <w:t>EU:s fågeldirektiv</w:t>
+      </w:r>
+    </w:p>
+    <w:p>
+      <w:r>
+        <w:t xml:space="preserve">Europeiska unionens medlemsländer är skyldiga att agera i enlighet med EU:s fågeldirektiv där det uttryckligen står att direktivet gäller för fåglar samt för deras ägg, bon och </w:t>
+      </w:r>
+      <w:r>
+        <w:rPr>
+          <w:b/>
+        </w:rPr>
+        <w:t xml:space="preserve">livsmiljöer </w:t>
+      </w:r>
+      <w:r>
+        <w:t>(artikel 1). Vidare att de åtgärder som vidtas inte får leda till en försämring av den nuvarande situationen beträffande bevarandet av de fågelarter som avses i artikel 1 (artikel 13). Fågeldirektivet är styrande för tillsynsansvariga myndigheters ärendehantering, ställningstaganden och beslutsfattande.</w:t>
       </w:r>
     </w:p>
     <w:sectPr>
@@ -238,7 +260,7 @@
     <w:r>
       <w:tab/>
       <w:tab/>
-      <w:t>2026-10-29</w:t>
+      <w:t>2026-10-31</w:t>
       <w:br/>
       <w:br/>
     </w:r>
